--- a/tests/corpus/word-rules/E-table-style-look.docx
+++ b/tests/corpus/word-rules/E-table-style-look.docx
@@ -1131,6 +1131,286 @@
         <w:tblStyle w:val="Conditions"/>
         <w:tblW w:w="9025" w:type="dxa"/>
         <w:tblLook w:val="04A0" w:firstRow="0"/>
+      </w:tblPr>
+      <w:tblGrid>
+        <w:gridCol w:w="1805"/>
+        <w:gridCol w:w="1805"/>
+        <w:gridCol w:w="1805"/>
+        <w:gridCol w:w="1805"/>
+        <w:gridCol w:w="1805"/>
+      </w:tblGrid>
+      <w:tr>
+        <w:tc>
+          <w:tcPr>
+            <w:tcW w:w="1805" w:type="dxa"/>
+          </w:tcPr>
+          <w:p>
+            <w:r>
+              <w:t xml:space="preserve">r1c1</w:t>
+            </w:r>
+          </w:p>
+        </w:tc>
+        <w:tc>
+          <w:tcPr>
+            <w:tcW w:w="1805" w:type="dxa"/>
+          </w:tcPr>
+          <w:p>
+            <w:r>
+              <w:t xml:space="preserve">r1c2</w:t>
+            </w:r>
+          </w:p>
+        </w:tc>
+        <w:tc>
+          <w:tcPr>
+            <w:tcW w:w="1805" w:type="dxa"/>
+          </w:tcPr>
+          <w:p>
+            <w:r>
+              <w:t xml:space="preserve">r1c3</w:t>
+            </w:r>
+          </w:p>
+        </w:tc>
+        <w:tc>
+          <w:tcPr>
+            <w:tcW w:w="1805" w:type="dxa"/>
+          </w:tcPr>
+          <w:p>
+            <w:r>
+              <w:t xml:space="preserve">r1c4</w:t>
+            </w:r>
+          </w:p>
+        </w:tc>
+        <w:tc>
+          <w:tcPr>
+            <w:tcW w:w="1805" w:type="dxa"/>
+          </w:tcPr>
+          <w:p>
+            <w:r>
+              <w:t xml:space="preserve">r1c5</w:t>
+            </w:r>
+          </w:p>
+        </w:tc>
+      </w:tr>
+      <w:tr>
+        <w:tc>
+          <w:tcPr>
+            <w:tcW w:w="1805" w:type="dxa"/>
+          </w:tcPr>
+          <w:p>
+            <w:r>
+              <w:t xml:space="preserve">r2c1</w:t>
+            </w:r>
+          </w:p>
+        </w:tc>
+        <w:tc>
+          <w:tcPr>
+            <w:tcW w:w="1805" w:type="dxa"/>
+          </w:tcPr>
+          <w:p>
+            <w:r>
+              <w:t xml:space="preserve">r2c2</w:t>
+            </w:r>
+          </w:p>
+        </w:tc>
+        <w:tc>
+          <w:tcPr>
+            <w:tcW w:w="1805" w:type="dxa"/>
+          </w:tcPr>
+          <w:p>
+            <w:r>
+              <w:t xml:space="preserve">r2c3</w:t>
+            </w:r>
+          </w:p>
+        </w:tc>
+        <w:tc>
+          <w:tcPr>
+            <w:tcW w:w="1805" w:type="dxa"/>
+          </w:tcPr>
+          <w:p>
+            <w:r>
+              <w:t xml:space="preserve">r2c4</w:t>
+            </w:r>
+          </w:p>
+        </w:tc>
+        <w:tc>
+          <w:tcPr>
+            <w:tcW w:w="1805" w:type="dxa"/>
+          </w:tcPr>
+          <w:p>
+            <w:r>
+              <w:t xml:space="preserve">r2c5</w:t>
+            </w:r>
+          </w:p>
+        </w:tc>
+      </w:tr>
+      <w:tr>
+        <w:tc>
+          <w:tcPr>
+            <w:tcW w:w="1805" w:type="dxa"/>
+          </w:tcPr>
+          <w:p>
+            <w:r>
+              <w:t xml:space="preserve">r3c1</w:t>
+            </w:r>
+          </w:p>
+        </w:tc>
+        <w:tc>
+          <w:tcPr>
+            <w:tcW w:w="1805" w:type="dxa"/>
+          </w:tcPr>
+          <w:p>
+            <w:r>
+              <w:t xml:space="preserve">r3c2</w:t>
+            </w:r>
+          </w:p>
+        </w:tc>
+        <w:tc>
+          <w:tcPr>
+            <w:tcW w:w="1805" w:type="dxa"/>
+          </w:tcPr>
+          <w:p>
+            <w:r>
+              <w:t xml:space="preserve">r3c3</w:t>
+            </w:r>
+          </w:p>
+        </w:tc>
+        <w:tc>
+          <w:tcPr>
+            <w:tcW w:w="1805" w:type="dxa"/>
+          </w:tcPr>
+          <w:p>
+            <w:r>
+              <w:t xml:space="preserve">r3c4</w:t>
+            </w:r>
+          </w:p>
+        </w:tc>
+        <w:tc>
+          <w:tcPr>
+            <w:tcW w:w="1805" w:type="dxa"/>
+          </w:tcPr>
+          <w:p>
+            <w:r>
+              <w:t xml:space="preserve">r3c5</w:t>
+            </w:r>
+          </w:p>
+        </w:tc>
+      </w:tr>
+      <w:tr>
+        <w:tc>
+          <w:tcPr>
+            <w:tcW w:w="1805" w:type="dxa"/>
+          </w:tcPr>
+          <w:p>
+            <w:r>
+              <w:t xml:space="preserve">r4c1</w:t>
+            </w:r>
+          </w:p>
+        </w:tc>
+        <w:tc>
+          <w:tcPr>
+            <w:tcW w:w="1805" w:type="dxa"/>
+          </w:tcPr>
+          <w:p>
+            <w:r>
+              <w:t xml:space="preserve">r4c2</w:t>
+            </w:r>
+          </w:p>
+        </w:tc>
+        <w:tc>
+          <w:tcPr>
+            <w:tcW w:w="1805" w:type="dxa"/>
+          </w:tcPr>
+          <w:p>
+            <w:r>
+              <w:t xml:space="preserve">r4c3</w:t>
+            </w:r>
+          </w:p>
+        </w:tc>
+        <w:tc>
+          <w:tcPr>
+            <w:tcW w:w="1805" w:type="dxa"/>
+          </w:tcPr>
+          <w:p>
+            <w:r>
+              <w:t xml:space="preserve">r4c4</w:t>
+            </w:r>
+          </w:p>
+        </w:tc>
+        <w:tc>
+          <w:tcPr>
+            <w:tcW w:w="1805" w:type="dxa"/>
+          </w:tcPr>
+          <w:p>
+            <w:r>
+              <w:t xml:space="preserve">r4c5</w:t>
+            </w:r>
+          </w:p>
+        </w:tc>
+      </w:tr>
+      <w:tr>
+        <w:tc>
+          <w:tcPr>
+            <w:tcW w:w="1805" w:type="dxa"/>
+          </w:tcPr>
+          <w:p>
+            <w:r>
+              <w:t xml:space="preserve">r5c1</w:t>
+            </w:r>
+          </w:p>
+        </w:tc>
+        <w:tc>
+          <w:tcPr>
+            <w:tcW w:w="1805" w:type="dxa"/>
+          </w:tcPr>
+          <w:p>
+            <w:r>
+              <w:t xml:space="preserve">r5c2</w:t>
+            </w:r>
+          </w:p>
+        </w:tc>
+        <w:tc>
+          <w:tcPr>
+            <w:tcW w:w="1805" w:type="dxa"/>
+          </w:tcPr>
+          <w:p>
+            <w:r>
+              <w:t xml:space="preserve">r5c3</w:t>
+            </w:r>
+          </w:p>
+        </w:tc>
+        <w:tc>
+          <w:tcPr>
+            <w:tcW w:w="1805" w:type="dxa"/>
+          </w:tcPr>
+          <w:p>
+            <w:r>
+              <w:t xml:space="preserve">r5c4</w:t>
+            </w:r>
+          </w:p>
+        </w:tc>
+        <w:tc>
+          <w:tcPr>
+            <w:tcW w:w="1805" w:type="dxa"/>
+          </w:tcPr>
+          <w:p>
+            <w:r>
+              <w:t xml:space="preserve">r5c5</w:t>
+            </w:r>
+          </w:p>
+        </w:tc>
+      </w:tr>
+    </w:tbl>
+    <w:p/>
+    <w:p>
+      <w:r>
+        <w:t xml:space="preserve">Case 06: only w:firstRow 1</w:t>
+      </w:r>
+    </w:p>
+    <w:tbl>
+      <w:tblPr>
+        <w:tblStyle w:val="Conditions"/>
+        <w:tblW w:w="9025" w:type="dxa"/>
+        <w:tblLook w:firstRow="1"/>
       </w:tblPr>
       <w:tblGrid>
         <w:gridCol w:w="1805"/>
